--- a/heb/docx/35.content.docx
+++ b/heb/docx/35.content.docx
@@ -9,6 +9,8 @@
       </w:pPr>
       <w:r>
         <w:rPr>
+          <w:rtl/>
+          <w:cs/>
           <w:lang w:val="he_IL" w:bidi="he_IL"/>
         </w:rPr>
       </w:r>
@@ -20,12 +22,16 @@
       </w:pPr>
       <w:r>
         <w:rPr>
+          <w:rtl/>
+          <w:cs/>
           <w:lang w:val="he_IL" w:bidi="he_IL"/>
         </w:rPr>
         <w:t>Resource: The Westminster Leningrad Codex</w:t>
       </w:r>
       <w:r>
         <w:rPr>
+          <w:rtl/>
+          <w:cs/>
           <w:lang w:val="he_IL" w:bidi="he_IL"/>
         </w:rPr>
       </w:r>
@@ -36,18 +42,24 @@
       </w:pPr>
       <w:r>
         <w:rPr>
+          <w:rtl/>
+          <w:cs/>
           <w:lang w:val="he_IL" w:bidi="he_IL"/>
         </w:rPr>
       </w:r>
       <w:r>
         <w:rPr>
           <w:b/>
+          <w:rtl/>
+          <w:cs/>
           <w:lang w:val="he_IL" w:bidi="he_IL"/>
         </w:rPr>
         <w:t>The Westminster Leningrad Codex</w:t>
       </w:r>
       <w:r>
         <w:rPr>
+          <w:rtl/>
+          <w:cs/>
           <w:lang w:val="he_IL" w:bidi="he_IL"/>
         </w:rPr>
         <w:t xml:space="preserve"> © 2019 </w:t>
@@ -55,6 +67,8 @@
       <w:hyperlink r:id="rId13">
         <w:r>
           <w:rPr>
+            <w:rtl/>
+            <w:cs/>
             <w:lang w:val="he_IL" w:bidi="he_IL"/>
           </w:rPr>
           <w:rPr>
@@ -66,6 +80,8 @@
       </w:hyperlink>
       <w:r>
         <w:rPr>
+          <w:rtl/>
+          <w:cs/>
           <w:lang w:val="he_IL" w:bidi="he_IL"/>
         </w:rPr>
         <w:t xml:space="preserve">, licensed under a </w:t>
@@ -73,6 +89,8 @@
       <w:hyperlink r:id="rId14">
         <w:r>
           <w:rPr>
+            <w:rtl/>
+            <w:cs/>
             <w:lang w:val="he_IL" w:bidi="he_IL"/>
           </w:rPr>
           <w:rPr>
@@ -84,17 +102,23 @@
       </w:hyperlink>
       <w:r>
         <w:rPr>
+          <w:rtl/>
+          <w:cs/>
           <w:lang w:val="he_IL" w:bidi="he_IL"/>
         </w:rPr>
         <w:t>.</w:t>
       </w:r>
       <w:r>
         <w:rPr>
-          <w:lang w:val="he_IL" w:bidi="he_IL"/>
-        </w:rPr>
-      </w:r>
-      <w:r>
-        <w:rPr>
+          <w:rtl/>
+          <w:cs/>
+          <w:lang w:val="he_IL" w:bidi="he_IL"/>
+        </w:rPr>
+      </w:r>
+      <w:r>
+        <w:rPr>
+          <w:rtl/>
+          <w:cs/>
           <w:lang w:val="he_IL" w:bidi="he_IL"/>
         </w:rPr>
       </w:r>
@@ -106,6 +130,8 @@
       </w:pPr>
       <w:r>
         <w:rPr>
+          <w:rtl/>
+          <w:cs/>
           <w:lang w:val="he_IL" w:bidi="he_IL"/>
         </w:rPr>
         <w:t>The Westminster Leningrad Codex</w:t>
@@ -135,6 +161,8 @@
       </w:pPr>
       <w:r>
         <w:rPr>
+          <w:rtl/>
+          <w:cs/>
           <w:lang w:val="he_IL" w:bidi="he_IL"/>
         </w:rPr>
       </w:r>
@@ -146,6 +174,8 @@
       </w:pPr>
       <w:r>
         <w:rPr>
+          <w:rtl/>
+          <w:cs/>
           <w:lang w:val="he_IL" w:bidi="he_IL"/>
         </w:rPr>
       </w:r>
@@ -156,22 +186,30 @@
       </w:pPr>
       <w:r>
         <w:rPr>
-          <w:lang w:val="he_IL" w:bidi="he_IL"/>
-        </w:rPr>
-      </w:r>
-      <w:r>
-        <w:rPr>
+          <w:rtl/>
+          <w:cs/>
+          <w:lang w:val="he_IL" w:bidi="he_IL"/>
+        </w:rPr>
+      </w:r>
+      <w:r>
+        <w:rPr>
+          <w:rtl/>
+          <w:cs/>
           <w:lang w:val="he_IL" w:bidi="he_IL"/>
         </w:rPr>
         <w:t xml:space="preserve"> </w:t>
       </w:r>
       <w:r>
         <w:rPr>
-          <w:lang w:val="he_IL" w:bidi="he_IL"/>
-        </w:rPr>
-      </w:r>
-      <w:r>
-        <w:rPr>
+          <w:rtl/>
+          <w:cs/>
+          <w:lang w:val="he_IL" w:bidi="he_IL"/>
+        </w:rPr>
+      </w:r>
+      <w:r>
+        <w:rPr>
+          <w:rtl/>
+          <w:cs/>
           <w:lang w:val="he_IL" w:bidi="he_IL"/>
         </w:rPr>
       </w:r>
@@ -198,12 +236,16 @@
       </w:pPr>
       <w:r>
         <w:rPr>
+          <w:rtl/>
+          <w:cs/>
           <w:lang w:val="he_IL" w:bidi="he_IL"/>
         </w:rPr>
         <w:t>Habakkuk 1:1</w:t>
       </w:r>
       <w:r>
         <w:rPr>
+          <w:rtl/>
+          <w:cs/>
           <w:lang w:val="he_IL" w:bidi="he_IL"/>
         </w:rPr>
       </w:r>
@@ -214,18 +256,24 @@
       </w:pPr>
       <w:r>
         <w:rPr>
+          <w:rtl/>
+          <w:cs/>
           <w:lang w:val="he_IL" w:bidi="he_IL"/>
         </w:rPr>
       </w:r>
       <w:r>
         <w:rPr>
           <w:vertAlign w:val="superscript"/>
+          <w:rtl/>
+          <w:cs/>
           <w:lang w:val="he_IL" w:bidi="he_IL"/>
         </w:rPr>
         <w:t>1</w:t>
       </w:r>
       <w:r>
         <w:rPr>
+          <w:rtl/>
+          <w:cs/>
           <w:lang w:val="he_IL" w:bidi="he_IL"/>
         </w:rPr>
         <w:t xml:space="preserve"> הַמַּשָׂא֙ אֲשֶׁ֣ר חָזָ֔ה חֲבַקּ֖וּק הַנָּבִֽיא׃</w:t>
@@ -237,18 +285,24 @@
       </w:pPr>
       <w:r>
         <w:rPr>
+          <w:rtl/>
+          <w:cs/>
           <w:lang w:val="he_IL" w:bidi="he_IL"/>
         </w:rPr>
       </w:r>
       <w:r>
         <w:rPr>
           <w:vertAlign w:val="superscript"/>
+          <w:rtl/>
+          <w:cs/>
           <w:lang w:val="he_IL" w:bidi="he_IL"/>
         </w:rPr>
         <w:t>2</w:t>
       </w:r>
       <w:r>
         <w:rPr>
+          <w:rtl/>
+          <w:cs/>
           <w:lang w:val="he_IL" w:bidi="he_IL"/>
         </w:rPr>
         <w:t xml:space="preserve"> עַד־אָ֧נָה יְהוָ֛ה שִׁוַּ֖עְתִּי וְלֹ֣א תִשְׁמָ֑ע אֶזְעַ֥ק אֵלֶ֛יךָ חָמָ֖ס וְלֹ֥א תוֹשִֽׁיעַ׃</w:t>
@@ -260,18 +314,24 @@
       </w:pPr>
       <w:r>
         <w:rPr>
+          <w:rtl/>
+          <w:cs/>
           <w:lang w:val="he_IL" w:bidi="he_IL"/>
         </w:rPr>
       </w:r>
       <w:r>
         <w:rPr>
           <w:vertAlign w:val="superscript"/>
+          <w:rtl/>
+          <w:cs/>
           <w:lang w:val="he_IL" w:bidi="he_IL"/>
         </w:rPr>
         <w:t>3</w:t>
       </w:r>
       <w:r>
         <w:rPr>
+          <w:rtl/>
+          <w:cs/>
           <w:lang w:val="he_IL" w:bidi="he_IL"/>
         </w:rPr>
         <w:t xml:space="preserve"> לָ֣מָּה תַרְאֵ֤נִי אָ֙וֶן֙ וְעָמָ֣ל תַּבִּ֔יט וְשֹׁ֥ד וְחָמָ֖ס לְנֶגְדִּ֑י וַיְהִ֧י רִ֦יב וּמָד֖וֹן יִשָּֽׂא׃</w:t>
@@ -283,18 +343,24 @@
       </w:pPr>
       <w:r>
         <w:rPr>
+          <w:rtl/>
+          <w:cs/>
           <w:lang w:val="he_IL" w:bidi="he_IL"/>
         </w:rPr>
       </w:r>
       <w:r>
         <w:rPr>
           <w:vertAlign w:val="superscript"/>
+          <w:rtl/>
+          <w:cs/>
           <w:lang w:val="he_IL" w:bidi="he_IL"/>
         </w:rPr>
         <w:t>4</w:t>
       </w:r>
       <w:r>
         <w:rPr>
+          <w:rtl/>
+          <w:cs/>
           <w:lang w:val="he_IL" w:bidi="he_IL"/>
         </w:rPr>
         <w:t xml:space="preserve"> עַל־כֵּן֙ תָּפ֣וּג תּוֹרָ֔ה וְלֹֽא־יֵצֵ֥א לָנֶ֖צַח מִשְׁפָּ֑ט כִּ֤י רָשָׁע֙ מַכְתִּ֣יר אֶת־הַצַּדִּ֔יק עַל־כֵּ֛ן יֵצֵ֥א מִשְׁפָּ֖ט מְעֻקָּֽל׃</w:t>
@@ -306,18 +372,24 @@
       </w:pPr>
       <w:r>
         <w:rPr>
+          <w:rtl/>
+          <w:cs/>
           <w:lang w:val="he_IL" w:bidi="he_IL"/>
         </w:rPr>
       </w:r>
       <w:r>
         <w:rPr>
           <w:vertAlign w:val="superscript"/>
+          <w:rtl/>
+          <w:cs/>
           <w:lang w:val="he_IL" w:bidi="he_IL"/>
         </w:rPr>
         <w:t>5</w:t>
       </w:r>
       <w:r>
         <w:rPr>
+          <w:rtl/>
+          <w:cs/>
           <w:lang w:val="he_IL" w:bidi="he_IL"/>
         </w:rPr>
         <w:t xml:space="preserve"> רְא֤וּ בַגּוֹיִם֙ וְֽהַבִּ֔יטוּ וְהִֽתַּמְּה֖וּ תְּמָ֑הוּ כִּי־פֹ֙עַל֙ פֹּעֵ֣ל בִּֽימֵיכֶ֔ם לֹ֥א תַאֲמִ֖ינוּ כִּ֥י יְסֻפָּֽר׃</w:t>
@@ -329,18 +401,24 @@
       </w:pPr>
       <w:r>
         <w:rPr>
+          <w:rtl/>
+          <w:cs/>
           <w:lang w:val="he_IL" w:bidi="he_IL"/>
         </w:rPr>
       </w:r>
       <w:r>
         <w:rPr>
           <w:vertAlign w:val="superscript"/>
+          <w:rtl/>
+          <w:cs/>
           <w:lang w:val="he_IL" w:bidi="he_IL"/>
         </w:rPr>
         <w:t>6</w:t>
       </w:r>
       <w:r>
         <w:rPr>
+          <w:rtl/>
+          <w:cs/>
           <w:lang w:val="he_IL" w:bidi="he_IL"/>
         </w:rPr>
         <w:t xml:space="preserve"> כִּֽי־הִנְנִ֤י מֵקִים֙ אֶת־הַכַּשְׂדִּ֔ים הַגּ֖וֹי הַמַּ֣ר וְהַנִּמְהָ֑ר הַֽהוֹלֵךְ֙ לְמֶרְחֲבֵי־אֶ֔רֶץ לָרֶ֖שֶׁת מִשְׁכָּנ֥וֹת לֹּא־לֽוֹ׃</w:t>
@@ -352,18 +430,24 @@
       </w:pPr>
       <w:r>
         <w:rPr>
+          <w:rtl/>
+          <w:cs/>
           <w:lang w:val="he_IL" w:bidi="he_IL"/>
         </w:rPr>
       </w:r>
       <w:r>
         <w:rPr>
           <w:vertAlign w:val="superscript"/>
+          <w:rtl/>
+          <w:cs/>
           <w:lang w:val="he_IL" w:bidi="he_IL"/>
         </w:rPr>
         <w:t>7</w:t>
       </w:r>
       <w:r>
         <w:rPr>
+          <w:rtl/>
+          <w:cs/>
           <w:lang w:val="he_IL" w:bidi="he_IL"/>
         </w:rPr>
         <w:t xml:space="preserve"> אָיֹ֥ם וְנוֹרָ֖א ה֑וּא מִמֶּ֕נּוּ מִשְׁפָּט֥וֹ וּשְׂאֵת֖וֹ יֵצֵֽא׃</w:t>
@@ -375,18 +459,24 @@
       </w:pPr>
       <w:r>
         <w:rPr>
+          <w:rtl/>
+          <w:cs/>
           <w:lang w:val="he_IL" w:bidi="he_IL"/>
         </w:rPr>
       </w:r>
       <w:r>
         <w:rPr>
           <w:vertAlign w:val="superscript"/>
+          <w:rtl/>
+          <w:cs/>
           <w:lang w:val="he_IL" w:bidi="he_IL"/>
         </w:rPr>
         <w:t>8</w:t>
       </w:r>
       <w:r>
         <w:rPr>
+          <w:rtl/>
+          <w:cs/>
           <w:lang w:val="he_IL" w:bidi="he_IL"/>
         </w:rPr>
         <w:t xml:space="preserve"> וְקַלּ֨וּ מִנְּמֵרִ֜ים סוּסָ֗יו וְחַדּוּ֙ מִזְּאֵ֣בֵי עֶ֔רֶב וּפָ֖שׁוּ פָּֽרָשָׁ֑יו וּפָֽרָשָׁיו֙ מֵרָח֣וֹק יָבֹ֔אוּ יָעֻ֕פוּ כְּנֶ֖שֶׁר חָ֥שׁ לֶאֱכֽוֹל׃</w:t>
@@ -398,18 +488,24 @@
       </w:pPr>
       <w:r>
         <w:rPr>
+          <w:rtl/>
+          <w:cs/>
           <w:lang w:val="he_IL" w:bidi="he_IL"/>
         </w:rPr>
       </w:r>
       <w:r>
         <w:rPr>
           <w:vertAlign w:val="superscript"/>
+          <w:rtl/>
+          <w:cs/>
           <w:lang w:val="he_IL" w:bidi="he_IL"/>
         </w:rPr>
         <w:t>9</w:t>
       </w:r>
       <w:r>
         <w:rPr>
+          <w:rtl/>
+          <w:cs/>
           <w:lang w:val="he_IL" w:bidi="he_IL"/>
         </w:rPr>
         <w:t xml:space="preserve"> כֻּלֹּה֙ לְחָמָ֣ס יָב֔וֹא מְגַמַּ֥ת פְּנֵיהֶ֖ם קָדִ֑ימָה וַיֶּאֱסֹ֥ף כַּח֖וֹל שֶֽׁבִי׃</w:t>
@@ -421,18 +517,24 @@
       </w:pPr>
       <w:r>
         <w:rPr>
+          <w:rtl/>
+          <w:cs/>
           <w:lang w:val="he_IL" w:bidi="he_IL"/>
         </w:rPr>
       </w:r>
       <w:r>
         <w:rPr>
           <w:vertAlign w:val="superscript"/>
+          <w:rtl/>
+          <w:cs/>
           <w:lang w:val="he_IL" w:bidi="he_IL"/>
         </w:rPr>
         <w:t>10</w:t>
       </w:r>
       <w:r>
         <w:rPr>
+          <w:rtl/>
+          <w:cs/>
           <w:lang w:val="he_IL" w:bidi="he_IL"/>
         </w:rPr>
         <w:t xml:space="preserve"> וְהוּא֙ בַּמְּלָכִ֣ים יִתְקַלָּ֔ס וְרֹזְנִ֖ים מִשְׂחָ֣ק ל֑וֹ ה֚וּא לְכָל־מִבְצָ֣ר יִשְׂחָ֔ק וַיִּצְבֹּ֥ר עָפָ֖ר וַֽיִּלְכְּדָֽהּ׃</w:t>
@@ -444,18 +546,24 @@
       </w:pPr>
       <w:r>
         <w:rPr>
+          <w:rtl/>
+          <w:cs/>
           <w:lang w:val="he_IL" w:bidi="he_IL"/>
         </w:rPr>
       </w:r>
       <w:r>
         <w:rPr>
           <w:vertAlign w:val="superscript"/>
+          <w:rtl/>
+          <w:cs/>
           <w:lang w:val="he_IL" w:bidi="he_IL"/>
         </w:rPr>
         <w:t>11</w:t>
       </w:r>
       <w:r>
         <w:rPr>
+          <w:rtl/>
+          <w:cs/>
           <w:lang w:val="he_IL" w:bidi="he_IL"/>
         </w:rPr>
         <w:t xml:space="preserve"> אָ֣ז חָלַ֥ף ר֛וּחַ וַֽיַּעֲבֹ֖ר וְאָשֵׁ֑ם ז֥וּ כֹח֖וֹ לֵאלֹהֽוֹ׃</w:t>
@@ -467,18 +575,24 @@
       </w:pPr>
       <w:r>
         <w:rPr>
+          <w:rtl/>
+          <w:cs/>
           <w:lang w:val="he_IL" w:bidi="he_IL"/>
         </w:rPr>
       </w:r>
       <w:r>
         <w:rPr>
           <w:vertAlign w:val="superscript"/>
+          <w:rtl/>
+          <w:cs/>
           <w:lang w:val="he_IL" w:bidi="he_IL"/>
         </w:rPr>
         <w:t>12</w:t>
       </w:r>
       <w:r>
         <w:rPr>
+          <w:rtl/>
+          <w:cs/>
           <w:lang w:val="he_IL" w:bidi="he_IL"/>
         </w:rPr>
         <w:t xml:space="preserve"> הֲל֧וֹא אַתָּ֣ה מִקֶּ֗דֶם יְהוָ֧ה אֱלֹהַ֛י קְדֹשִׁ֖י לֹ֣א נָמ֑וּת יְהוָה֙ לְמִשְׁפָּ֣ט שַׂמְתּ֔וֹ וְצ֖וּר לְהוֹכִ֥יחַ יְסַדְתּֽוֹ׃</w:t>
@@ -490,18 +604,24 @@
       </w:pPr>
       <w:r>
         <w:rPr>
+          <w:rtl/>
+          <w:cs/>
           <w:lang w:val="he_IL" w:bidi="he_IL"/>
         </w:rPr>
       </w:r>
       <w:r>
         <w:rPr>
           <w:vertAlign w:val="superscript"/>
+          <w:rtl/>
+          <w:cs/>
           <w:lang w:val="he_IL" w:bidi="he_IL"/>
         </w:rPr>
         <w:t>13</w:t>
       </w:r>
       <w:r>
         <w:rPr>
+          <w:rtl/>
+          <w:cs/>
           <w:lang w:val="he_IL" w:bidi="he_IL"/>
         </w:rPr>
         <w:t xml:space="preserve"> טְה֤וֹר עֵינַ֙יִם֙ מֵרְא֣וֹת רָ֔ע וְהַבִּ֥יט אֶל־עָמָ֖ל לֹ֣א תוּכָ֑ל לָ֤מָּה תַבִּיט֙ בּֽוֹגְדִ֔ים תַּחֲרִ֕ישׁ בְּבַלַּ֥ע רָשָׁ֖ע צַדִּ֥יק מִמֶּֽנּוּ׃</w:t>
@@ -513,18 +633,24 @@
       </w:pPr>
       <w:r>
         <w:rPr>
+          <w:rtl/>
+          <w:cs/>
           <w:lang w:val="he_IL" w:bidi="he_IL"/>
         </w:rPr>
       </w:r>
       <w:r>
         <w:rPr>
           <w:vertAlign w:val="superscript"/>
+          <w:rtl/>
+          <w:cs/>
           <w:lang w:val="he_IL" w:bidi="he_IL"/>
         </w:rPr>
         <w:t>14</w:t>
       </w:r>
       <w:r>
         <w:rPr>
+          <w:rtl/>
+          <w:cs/>
           <w:lang w:val="he_IL" w:bidi="he_IL"/>
         </w:rPr>
         <w:t xml:space="preserve"> וַתַּעֲשֶׂ֥ה אָדָ֖ם כִּדְגֵ֣י הַיָּ֑ם כְּרֶ֖מֶשׂ לֹא־מֹשֵׁ֥ל בּֽוֹ׃</w:t>
@@ -536,18 +662,24 @@
       </w:pPr>
       <w:r>
         <w:rPr>
+          <w:rtl/>
+          <w:cs/>
           <w:lang w:val="he_IL" w:bidi="he_IL"/>
         </w:rPr>
       </w:r>
       <w:r>
         <w:rPr>
           <w:vertAlign w:val="superscript"/>
+          <w:rtl/>
+          <w:cs/>
           <w:lang w:val="he_IL" w:bidi="he_IL"/>
         </w:rPr>
         <w:t>15</w:t>
       </w:r>
       <w:r>
         <w:rPr>
+          <w:rtl/>
+          <w:cs/>
           <w:lang w:val="he_IL" w:bidi="he_IL"/>
         </w:rPr>
         <w:t xml:space="preserve"> כֻּלֹּה֙ בְּחַכָּ֣ה הֵֽעֲלָ֔ה יְגֹרֵ֣הוּ בְחֶרְמ֔וֹ וְיַאַסְפֵ֖הוּ בְּמִכְמַרְתּ֑וֹ עַל־כֵּ֖ן יִשְׂמַ֥ח וְיָגִֽיל׃</w:t>
@@ -559,18 +691,24 @@
       </w:pPr>
       <w:r>
         <w:rPr>
+          <w:rtl/>
+          <w:cs/>
           <w:lang w:val="he_IL" w:bidi="he_IL"/>
         </w:rPr>
       </w:r>
       <w:r>
         <w:rPr>
           <w:vertAlign w:val="superscript"/>
+          <w:rtl/>
+          <w:cs/>
           <w:lang w:val="he_IL" w:bidi="he_IL"/>
         </w:rPr>
         <w:t>16</w:t>
       </w:r>
       <w:r>
         <w:rPr>
+          <w:rtl/>
+          <w:cs/>
           <w:lang w:val="he_IL" w:bidi="he_IL"/>
         </w:rPr>
         <w:t xml:space="preserve"> עַל־כֵּן֙ יְזַבֵּ֣חַ לְחֶרְמ֔וֹ וִֽיקַטֵּ֖ר לְמִכְמַרְתּ֑וֹ כִּ֤י בָהֵ֙מָּה֙ שָׁמֵ֣ן חֶלְק֔וֹ וּמַאֲכָל֖וֹ בְּרִאָֽה׃</w:t>
@@ -582,18 +720,24 @@
       </w:pPr>
       <w:r>
         <w:rPr>
+          <w:rtl/>
+          <w:cs/>
           <w:lang w:val="he_IL" w:bidi="he_IL"/>
         </w:rPr>
       </w:r>
       <w:r>
         <w:rPr>
           <w:vertAlign w:val="superscript"/>
+          <w:rtl/>
+          <w:cs/>
           <w:lang w:val="he_IL" w:bidi="he_IL"/>
         </w:rPr>
         <w:t>17</w:t>
       </w:r>
       <w:r>
         <w:rPr>
+          <w:rtl/>
+          <w:cs/>
           <w:lang w:val="he_IL" w:bidi="he_IL"/>
         </w:rPr>
         <w:t xml:space="preserve"> הַ֥עַל כֵּ֖ן יָרִ֣יק חֶרְמ֑וֹ וְתָמִ֛יד לַהֲרֹ֥ג גּוֹיִ֖ם לֹ֥א יַחְמֽוֹל׃ ס</w:t>
@@ -606,12 +750,16 @@
       </w:pPr>
       <w:r>
         <w:rPr>
+          <w:rtl/>
+          <w:cs/>
           <w:lang w:val="he_IL" w:bidi="he_IL"/>
         </w:rPr>
         <w:t>Habakkuk 2:1</w:t>
       </w:r>
       <w:r>
         <w:rPr>
+          <w:rtl/>
+          <w:cs/>
           <w:lang w:val="he_IL" w:bidi="he_IL"/>
         </w:rPr>
       </w:r>
@@ -622,18 +770,24 @@
       </w:pPr>
       <w:r>
         <w:rPr>
+          <w:rtl/>
+          <w:cs/>
           <w:lang w:val="he_IL" w:bidi="he_IL"/>
         </w:rPr>
       </w:r>
       <w:r>
         <w:rPr>
           <w:vertAlign w:val="superscript"/>
+          <w:rtl/>
+          <w:cs/>
           <w:lang w:val="he_IL" w:bidi="he_IL"/>
         </w:rPr>
         <w:t>1</w:t>
       </w:r>
       <w:r>
         <w:rPr>
+          <w:rtl/>
+          <w:cs/>
           <w:lang w:val="he_IL" w:bidi="he_IL"/>
         </w:rPr>
         <w:t xml:space="preserve"> עַל־מִשְׁמַרְתִּ֣י אֶעֱמֹ֔דָה וְאֶֽתְיַצְּבָ֖ה עַל־מָצ֑וֹר וַאֲצַפֶּ֗ה לִרְאוֹת֙ מַה־יְדַבֶּר־בִּ֔י וּמָ֥ה אָשִׁ֖יב עַל־תּוֹכַחְתִּֽי׃</w:t>
@@ -645,18 +799,24 @@
       </w:pPr>
       <w:r>
         <w:rPr>
+          <w:rtl/>
+          <w:cs/>
           <w:lang w:val="he_IL" w:bidi="he_IL"/>
         </w:rPr>
       </w:r>
       <w:r>
         <w:rPr>
           <w:vertAlign w:val="superscript"/>
+          <w:rtl/>
+          <w:cs/>
           <w:lang w:val="he_IL" w:bidi="he_IL"/>
         </w:rPr>
         <w:t>2</w:t>
       </w:r>
       <w:r>
         <w:rPr>
+          <w:rtl/>
+          <w:cs/>
           <w:lang w:val="he_IL" w:bidi="he_IL"/>
         </w:rPr>
         <w:t xml:space="preserve"> וַיַּעֲנֵ֤נִי יְהוָה֙ וַיֹּ֔אמֶר כְּת֣וֹב חָז֔וֹן וּבָאֵ֖ר עַל־הַלֻּח֑וֹת לְמַ֥עַן יָר֖וּץ ק֥וֹרֵא בֽוֹ׃</w:t>
@@ -668,18 +828,24 @@
       </w:pPr>
       <w:r>
         <w:rPr>
+          <w:rtl/>
+          <w:cs/>
           <w:lang w:val="he_IL" w:bidi="he_IL"/>
         </w:rPr>
       </w:r>
       <w:r>
         <w:rPr>
           <w:vertAlign w:val="superscript"/>
+          <w:rtl/>
+          <w:cs/>
           <w:lang w:val="he_IL" w:bidi="he_IL"/>
         </w:rPr>
         <w:t>3</w:t>
       </w:r>
       <w:r>
         <w:rPr>
+          <w:rtl/>
+          <w:cs/>
           <w:lang w:val="he_IL" w:bidi="he_IL"/>
         </w:rPr>
         <w:t xml:space="preserve"> כִּ֣י ע֤וֹד חָזוֹן֙ לַמּוֹעֵ֔ד וְיָפֵ֥חַ לַקֵּ֖ץ וְלֹ֣א יְכַזֵּ֑ב אִם־יִתְמַהְמָהּ֙ חַכֵּה־ל֔וֹ כִּֽי־בֹ֥א יָבֹ֖א לֹ֥א יְאַחֵֽר׃</w:t>
@@ -691,18 +857,24 @@
       </w:pPr>
       <w:r>
         <w:rPr>
+          <w:rtl/>
+          <w:cs/>
           <w:lang w:val="he_IL" w:bidi="he_IL"/>
         </w:rPr>
       </w:r>
       <w:r>
         <w:rPr>
           <w:vertAlign w:val="superscript"/>
+          <w:rtl/>
+          <w:cs/>
           <w:lang w:val="he_IL" w:bidi="he_IL"/>
         </w:rPr>
         <w:t>4</w:t>
       </w:r>
       <w:r>
         <w:rPr>
+          <w:rtl/>
+          <w:cs/>
           <w:lang w:val="he_IL" w:bidi="he_IL"/>
         </w:rPr>
         <w:t xml:space="preserve"> הִנֵּ֣ה עֻפְּלָ֔ה לֹא־יָשְׁרָ֥ה נַפְשׁ֖וֹ בּ֑וֹ וְצַדִּ֖יק בֶּאֱמוּנָת֥וֹ יִחְיֶֽה׃</w:t>
@@ -714,18 +886,24 @@
       </w:pPr>
       <w:r>
         <w:rPr>
+          <w:rtl/>
+          <w:cs/>
           <w:lang w:val="he_IL" w:bidi="he_IL"/>
         </w:rPr>
       </w:r>
       <w:r>
         <w:rPr>
           <w:vertAlign w:val="superscript"/>
+          <w:rtl/>
+          <w:cs/>
           <w:lang w:val="he_IL" w:bidi="he_IL"/>
         </w:rPr>
         <w:t>5</w:t>
       </w:r>
       <w:r>
         <w:rPr>
+          <w:rtl/>
+          <w:cs/>
           <w:lang w:val="he_IL" w:bidi="he_IL"/>
         </w:rPr>
         <w:t xml:space="preserve"> וְאַף֙ כִּֽי־הַיַּ֣יִן בּוֹגֵ֔ד גֶּ֥בֶר יָהִ֖יר וְלֹ֣א יִנְוֶ֑ה אֲשֶׁר֩ הִרְחִ֨יב כִּשְׁא֜וֹל נַפְשׁ֗וֹ וְה֤וּא כַמָּ֙וֶת֙ וְלֹ֣א יִשְׂבָּ֔ע וַיֶּאֱסֹ֤ף אֵלָיו֙ כָּל־הַגּוֹיִ֔ם וַיִּקְבֹּ֥ץ אֵלָ֖יו כָּל־הָעַמִּֽים׃</w:t>
@@ -737,18 +915,24 @@
       </w:pPr>
       <w:r>
         <w:rPr>
+          <w:rtl/>
+          <w:cs/>
           <w:lang w:val="he_IL" w:bidi="he_IL"/>
         </w:rPr>
       </w:r>
       <w:r>
         <w:rPr>
           <w:vertAlign w:val="superscript"/>
+          <w:rtl/>
+          <w:cs/>
           <w:lang w:val="he_IL" w:bidi="he_IL"/>
         </w:rPr>
         <w:t>6</w:t>
       </w:r>
       <w:r>
         <w:rPr>
+          <w:rtl/>
+          <w:cs/>
           <w:lang w:val="he_IL" w:bidi="he_IL"/>
         </w:rPr>
         <w:t xml:space="preserve"> הֲלוֹא־אֵ֣לֶּה כֻלָּ֗ם עָלָיו֙ מָשָׁ֣ל יִשָּׂ֔אוּ וּמְלִיצָ֖ה חִיד֣וֹת ל֑וֹ וְיֹאמַ֗ר ה֚וֹי הַמַּרְבֶּ֣ה לֹּא־ל֔וֹ עַד־מָתַ֕י וּמַכְבִּ֥יד עָלָ֖יו עַבְטִֽיט׃</w:t>
@@ -760,18 +944,24 @@
       </w:pPr>
       <w:r>
         <w:rPr>
+          <w:rtl/>
+          <w:cs/>
           <w:lang w:val="he_IL" w:bidi="he_IL"/>
         </w:rPr>
       </w:r>
       <w:r>
         <w:rPr>
           <w:vertAlign w:val="superscript"/>
+          <w:rtl/>
+          <w:cs/>
           <w:lang w:val="he_IL" w:bidi="he_IL"/>
         </w:rPr>
         <w:t>7</w:t>
       </w:r>
       <w:r>
         <w:rPr>
+          <w:rtl/>
+          <w:cs/>
           <w:lang w:val="he_IL" w:bidi="he_IL"/>
         </w:rPr>
         <w:t xml:space="preserve"> הֲל֣וֹא פֶ֗תַע יָק֙וּמוּ֙ נֹשְׁכֶ֔יךָ וְיִקְצ֖וּ מְזַעְזְעֶ֑יךָ וְהָיִ֥יתָ לִמְשִׁסּ֖וֹת לָֽמוֹ׃</w:t>
@@ -783,18 +973,24 @@
       </w:pPr>
       <w:r>
         <w:rPr>
+          <w:rtl/>
+          <w:cs/>
           <w:lang w:val="he_IL" w:bidi="he_IL"/>
         </w:rPr>
       </w:r>
       <w:r>
         <w:rPr>
           <w:vertAlign w:val="superscript"/>
+          <w:rtl/>
+          <w:cs/>
           <w:lang w:val="he_IL" w:bidi="he_IL"/>
         </w:rPr>
         <w:t>8</w:t>
       </w:r>
       <w:r>
         <w:rPr>
+          <w:rtl/>
+          <w:cs/>
           <w:lang w:val="he_IL" w:bidi="he_IL"/>
         </w:rPr>
         <w:t xml:space="preserve"> כִּֽי אַתָּ֤ה שַׁלּ֙וֹתָ֙ גּוֹיִ֣ם רַבִּ֔ים יְשָׁלּ֖וּךָ כָּל־יֶ֣תֶר עַמִּ֑ים מִדְּמֵ֤י אָדָם֙ וַחֲמַס־אֶ֔רֶץ קִרְיָ֖ה וְכָל־יֹ֥שְׁבֵי בָֽהּ׃ פ</w:t>
@@ -806,18 +1002,24 @@
       </w:pPr>
       <w:r>
         <w:rPr>
+          <w:rtl/>
+          <w:cs/>
           <w:lang w:val="he_IL" w:bidi="he_IL"/>
         </w:rPr>
       </w:r>
       <w:r>
         <w:rPr>
           <w:vertAlign w:val="superscript"/>
+          <w:rtl/>
+          <w:cs/>
           <w:lang w:val="he_IL" w:bidi="he_IL"/>
         </w:rPr>
         <w:t>9</w:t>
       </w:r>
       <w:r>
         <w:rPr>
+          <w:rtl/>
+          <w:cs/>
           <w:lang w:val="he_IL" w:bidi="he_IL"/>
         </w:rPr>
         <w:t xml:space="preserve"> ה֗וֹי בֹּצֵ֛עַ בֶּ֥צַע רָ֖ע לְבֵית֑וֹ לָשׂ֤וּם בַּמָּרוֹם֙ קִנּ֔וֹ לְהִנָּצֵ֖ל מִכַּף־רָֽע׃</w:t>
@@ -829,18 +1031,24 @@
       </w:pPr>
       <w:r>
         <w:rPr>
+          <w:rtl/>
+          <w:cs/>
           <w:lang w:val="he_IL" w:bidi="he_IL"/>
         </w:rPr>
       </w:r>
       <w:r>
         <w:rPr>
           <w:vertAlign w:val="superscript"/>
+          <w:rtl/>
+          <w:cs/>
           <w:lang w:val="he_IL" w:bidi="he_IL"/>
         </w:rPr>
         <w:t>10</w:t>
       </w:r>
       <w:r>
         <w:rPr>
+          <w:rtl/>
+          <w:cs/>
           <w:lang w:val="he_IL" w:bidi="he_IL"/>
         </w:rPr>
         <w:t xml:space="preserve"> יָעַ֥צְתָּ בֹּ֖שֶׁת לְבֵיתֶ֑ךָ קְצוֹת־עַמִּ֥ים רַבִּ֖ים וְחוֹטֵ֥א נַפְשֶֽׁךָ׃</w:t>
@@ -852,18 +1060,24 @@
       </w:pPr>
       <w:r>
         <w:rPr>
+          <w:rtl/>
+          <w:cs/>
           <w:lang w:val="he_IL" w:bidi="he_IL"/>
         </w:rPr>
       </w:r>
       <w:r>
         <w:rPr>
           <w:vertAlign w:val="superscript"/>
+          <w:rtl/>
+          <w:cs/>
           <w:lang w:val="he_IL" w:bidi="he_IL"/>
         </w:rPr>
         <w:t>11</w:t>
       </w:r>
       <w:r>
         <w:rPr>
+          <w:rtl/>
+          <w:cs/>
           <w:lang w:val="he_IL" w:bidi="he_IL"/>
         </w:rPr>
         <w:t xml:space="preserve"> כִּי־אֶ֖בֶן מִקִּ֣יר תִּזְעָ֑ק וְכָפִ֖יס מֵעֵ֥ץ יַעֲנֶֽנָּה׃ פ</w:t>
@@ -875,18 +1089,24 @@
       </w:pPr>
       <w:r>
         <w:rPr>
+          <w:rtl/>
+          <w:cs/>
           <w:lang w:val="he_IL" w:bidi="he_IL"/>
         </w:rPr>
       </w:r>
       <w:r>
         <w:rPr>
           <w:vertAlign w:val="superscript"/>
+          <w:rtl/>
+          <w:cs/>
           <w:lang w:val="he_IL" w:bidi="he_IL"/>
         </w:rPr>
         <w:t>12</w:t>
       </w:r>
       <w:r>
         <w:rPr>
+          <w:rtl/>
+          <w:cs/>
           <w:lang w:val="he_IL" w:bidi="he_IL"/>
         </w:rPr>
         <w:t xml:space="preserve"> ה֛וֹי בֹּנֶ֥ה עִ֖יר בְּדָמִ֑ים וְכוֹנֵ֥ן קִרְיָ֖ה בְּעַוְלָֽה׃</w:t>
@@ -898,18 +1118,24 @@
       </w:pPr>
       <w:r>
         <w:rPr>
+          <w:rtl/>
+          <w:cs/>
           <w:lang w:val="he_IL" w:bidi="he_IL"/>
         </w:rPr>
       </w:r>
       <w:r>
         <w:rPr>
           <w:vertAlign w:val="superscript"/>
+          <w:rtl/>
+          <w:cs/>
           <w:lang w:val="he_IL" w:bidi="he_IL"/>
         </w:rPr>
         <w:t>13</w:t>
       </w:r>
       <w:r>
         <w:rPr>
+          <w:rtl/>
+          <w:cs/>
           <w:lang w:val="he_IL" w:bidi="he_IL"/>
         </w:rPr>
         <w:t xml:space="preserve"> הֲל֣וֹא הִנֵּ֔ה מֵאֵ֖ת יְהוָ֣ה צְבָא֑וֹת וְיִֽיגְע֤וּ עַמִּים֙ בְּדֵי־אֵ֔שׁ וּלְאֻמִּ֖ים בְּדֵי־רִ֥יק יִעָֽפוּ׃</w:t>
@@ -921,18 +1147,24 @@
       </w:pPr>
       <w:r>
         <w:rPr>
+          <w:rtl/>
+          <w:cs/>
           <w:lang w:val="he_IL" w:bidi="he_IL"/>
         </w:rPr>
       </w:r>
       <w:r>
         <w:rPr>
           <w:vertAlign w:val="superscript"/>
+          <w:rtl/>
+          <w:cs/>
           <w:lang w:val="he_IL" w:bidi="he_IL"/>
         </w:rPr>
         <w:t>14</w:t>
       </w:r>
       <w:r>
         <w:rPr>
+          <w:rtl/>
+          <w:cs/>
           <w:lang w:val="he_IL" w:bidi="he_IL"/>
         </w:rPr>
         <w:t xml:space="preserve"> כִּ֚י תִּמָּלֵ֣א הָאָ֔רֶץ לָדַ֖עַת אֶת־כְּב֣וֹד יְהוָ֑ה כַּמַּ֖יִם יְכַסּ֥וּ עַל־יָֽם׃ ס</w:t>
@@ -944,18 +1176,24 @@
       </w:pPr>
       <w:r>
         <w:rPr>
+          <w:rtl/>
+          <w:cs/>
           <w:lang w:val="he_IL" w:bidi="he_IL"/>
         </w:rPr>
       </w:r>
       <w:r>
         <w:rPr>
           <w:vertAlign w:val="superscript"/>
+          <w:rtl/>
+          <w:cs/>
           <w:lang w:val="he_IL" w:bidi="he_IL"/>
         </w:rPr>
         <w:t>15</w:t>
       </w:r>
       <w:r>
         <w:rPr>
+          <w:rtl/>
+          <w:cs/>
           <w:lang w:val="he_IL" w:bidi="he_IL"/>
         </w:rPr>
         <w:t xml:space="preserve"> ה֚וֹי מַשְׁקֵ֣ה רֵעֵ֔הוּ מְסַפֵּ֥חַ חֲמָתְךָ֖ וְאַ֣ף שַׁכֵּ֑ר לְמַ֥עַן הַבִּ֖יט עַל־מְעוֹרֵיהֶֽם׃</w:t>
@@ -967,18 +1205,24 @@
       </w:pPr>
       <w:r>
         <w:rPr>
+          <w:rtl/>
+          <w:cs/>
           <w:lang w:val="he_IL" w:bidi="he_IL"/>
         </w:rPr>
       </w:r>
       <w:r>
         <w:rPr>
           <w:vertAlign w:val="superscript"/>
+          <w:rtl/>
+          <w:cs/>
           <w:lang w:val="he_IL" w:bidi="he_IL"/>
         </w:rPr>
         <w:t>16</w:t>
       </w:r>
       <w:r>
         <w:rPr>
+          <w:rtl/>
+          <w:cs/>
           <w:lang w:val="he_IL" w:bidi="he_IL"/>
         </w:rPr>
         <w:t xml:space="preserve"> שָׂבַ֤עְתָּ קָלוֹן֙ מִכָּב֔וֹד שְׁתֵ֥ה גַם־אַ֖תָּה וְהֵֽעָרֵ֑ל תִּסּ֣וֹב עָלֶ֗יךָ כּ֚וֹס יְמִ֣ין יְהוָ֔ה וְקִיקָל֖וֹן עַל־כְּבוֹדֶֽךָ׃</w:t>
@@ -990,18 +1234,24 @@
       </w:pPr>
       <w:r>
         <w:rPr>
+          <w:rtl/>
+          <w:cs/>
           <w:lang w:val="he_IL" w:bidi="he_IL"/>
         </w:rPr>
       </w:r>
       <w:r>
         <w:rPr>
           <w:vertAlign w:val="superscript"/>
+          <w:rtl/>
+          <w:cs/>
           <w:lang w:val="he_IL" w:bidi="he_IL"/>
         </w:rPr>
         <w:t>17</w:t>
       </w:r>
       <w:r>
         <w:rPr>
+          <w:rtl/>
+          <w:cs/>
           <w:lang w:val="he_IL" w:bidi="he_IL"/>
         </w:rPr>
         <w:t xml:space="preserve"> כִּ֣י חֲמַ֤ס לְבָנוֹן֙ יְכַסֶּ֔ךָּ וְשֹׁ֥ד בְּהֵמ֖וֹת יְחִיתַ֑ן מִדְּמֵ֤י אָדָם֙ וַחֲמַס־אֶ֔רֶץ קִרְיָ֖ה וְכָל־יֹ֥שְׁבֵי בָֽהּ׃ ס</w:t>
@@ -1013,18 +1263,24 @@
       </w:pPr>
       <w:r>
         <w:rPr>
+          <w:rtl/>
+          <w:cs/>
           <w:lang w:val="he_IL" w:bidi="he_IL"/>
         </w:rPr>
       </w:r>
       <w:r>
         <w:rPr>
           <w:vertAlign w:val="superscript"/>
+          <w:rtl/>
+          <w:cs/>
           <w:lang w:val="he_IL" w:bidi="he_IL"/>
         </w:rPr>
         <w:t>18</w:t>
       </w:r>
       <w:r>
         <w:rPr>
+          <w:rtl/>
+          <w:cs/>
           <w:lang w:val="he_IL" w:bidi="he_IL"/>
         </w:rPr>
         <w:t xml:space="preserve"> מָֽה־הוֹעִ֣יל פֶּ֗סֶל כִּ֤י פְסָלוֹ֙ יֹֽצְר֔וֹ מַסֵּכָ֖ה וּמ֣וֹרֶה שָּׁ֑קֶר כִּ֣י בָטַ֞ח יֹצֵ֤ר יִצְרוֹ֙ עָלָ֔יו לַעֲשׂ֖וֹת אֱלִילִ֥ים אִלְּמִֽים׃ ס</w:t>
@@ -1036,18 +1292,24 @@
       </w:pPr>
       <w:r>
         <w:rPr>
+          <w:rtl/>
+          <w:cs/>
           <w:lang w:val="he_IL" w:bidi="he_IL"/>
         </w:rPr>
       </w:r>
       <w:r>
         <w:rPr>
           <w:vertAlign w:val="superscript"/>
+          <w:rtl/>
+          <w:cs/>
           <w:lang w:val="he_IL" w:bidi="he_IL"/>
         </w:rPr>
         <w:t>19</w:t>
       </w:r>
       <w:r>
         <w:rPr>
+          <w:rtl/>
+          <w:cs/>
           <w:lang w:val="he_IL" w:bidi="he_IL"/>
         </w:rPr>
         <w:t xml:space="preserve"> ה֣וֹי אֹמֵ֤ר לָעֵץ֙ הָקִ֔יצָה ע֖וּרִי לְאֶ֣בֶן דּוּמָ֑ם ה֣וּא יוֹרֶ֔ה הִנֵּה־ה֗וּא תָּפוּשׂ֙ זָהָ֣ב וָכֶ֔סֶף וְכָל־ר֖וּחַ אֵ֥ין בְּקִרְבּֽוֹ׃</w:t>
@@ -1059,18 +1321,24 @@
       </w:pPr>
       <w:r>
         <w:rPr>
+          <w:rtl/>
+          <w:cs/>
           <w:lang w:val="he_IL" w:bidi="he_IL"/>
         </w:rPr>
       </w:r>
       <w:r>
         <w:rPr>
           <w:vertAlign w:val="superscript"/>
+          <w:rtl/>
+          <w:cs/>
           <w:lang w:val="he_IL" w:bidi="he_IL"/>
         </w:rPr>
         <w:t>20</w:t>
       </w:r>
       <w:r>
         <w:rPr>
+          <w:rtl/>
+          <w:cs/>
           <w:lang w:val="he_IL" w:bidi="he_IL"/>
         </w:rPr>
         <w:t xml:space="preserve"> וַֽיהוָ֖ה בְּהֵיכַ֣ל קָדְשׁ֑וֹ הַ֥ס מִפָּנָ֖יו כָּל־הָאָֽרֶץ׃ פ</w:t>
@@ -1083,12 +1351,16 @@
       </w:pPr>
       <w:r>
         <w:rPr>
+          <w:rtl/>
+          <w:cs/>
           <w:lang w:val="he_IL" w:bidi="he_IL"/>
         </w:rPr>
         <w:t>Habakkuk 3:1</w:t>
       </w:r>
       <w:r>
         <w:rPr>
+          <w:rtl/>
+          <w:cs/>
           <w:lang w:val="he_IL" w:bidi="he_IL"/>
         </w:rPr>
       </w:r>
@@ -1099,18 +1371,24 @@
       </w:pPr>
       <w:r>
         <w:rPr>
+          <w:rtl/>
+          <w:cs/>
           <w:lang w:val="he_IL" w:bidi="he_IL"/>
         </w:rPr>
       </w:r>
       <w:r>
         <w:rPr>
           <w:vertAlign w:val="superscript"/>
+          <w:rtl/>
+          <w:cs/>
           <w:lang w:val="he_IL" w:bidi="he_IL"/>
         </w:rPr>
         <w:t>1</w:t>
       </w:r>
       <w:r>
         <w:rPr>
+          <w:rtl/>
+          <w:cs/>
           <w:lang w:val="he_IL" w:bidi="he_IL"/>
         </w:rPr>
         <w:t xml:space="preserve"> תְּפִלָּ֖ה לַחֲבַקּ֣וּק הַנָּבִ֑יא עַ֖ל שִׁגְיֹנֽוֹת׃</w:t>
@@ -1122,18 +1400,24 @@
       </w:pPr>
       <w:r>
         <w:rPr>
+          <w:rtl/>
+          <w:cs/>
           <w:lang w:val="he_IL" w:bidi="he_IL"/>
         </w:rPr>
       </w:r>
       <w:r>
         <w:rPr>
           <w:vertAlign w:val="superscript"/>
+          <w:rtl/>
+          <w:cs/>
           <w:lang w:val="he_IL" w:bidi="he_IL"/>
         </w:rPr>
         <w:t>2</w:t>
       </w:r>
       <w:r>
         <w:rPr>
+          <w:rtl/>
+          <w:cs/>
           <w:lang w:val="he_IL" w:bidi="he_IL"/>
         </w:rPr>
         <w:t xml:space="preserve"> יְהוָ֗ה שָׁמַ֣עְתִּי שִׁמְעֲךָ֮ יָרֵאתִי֒ יְהוָ֗ה פָּֽעָלְךָ֙ בְּקֶ֤רֶב שָׁנִים֙ חַיֵּ֔יהוּ בְּקֶ֥רֶב שָׁנִ֖ים תּוֹדִ֑יעַ בְּרֹ֖גֶז רַחֵ֥ם תִּזְכּֽוֹר׃</w:t>
@@ -1145,18 +1429,24 @@
       </w:pPr>
       <w:r>
         <w:rPr>
+          <w:rtl/>
+          <w:cs/>
           <w:lang w:val="he_IL" w:bidi="he_IL"/>
         </w:rPr>
       </w:r>
       <w:r>
         <w:rPr>
           <w:vertAlign w:val="superscript"/>
+          <w:rtl/>
+          <w:cs/>
           <w:lang w:val="he_IL" w:bidi="he_IL"/>
         </w:rPr>
         <w:t>3</w:t>
       </w:r>
       <w:r>
         <w:rPr>
+          <w:rtl/>
+          <w:cs/>
           <w:lang w:val="he_IL" w:bidi="he_IL"/>
         </w:rPr>
         <w:t xml:space="preserve"> אֱל֙וֹהַ֙ מִתֵּימָ֣ן יָב֔וֹא וְקָד֥וֹשׁ מֵֽהַר־פָּארָ֖ן סֶ֑לָה כִּסָּ֤ה שָׁמַ֙יִם֙ הוֹד֔וֹ וּתְהִלָּת֖וֹ מָלְאָ֥ה הָאָֽרֶץ׃</w:t>
@@ -1168,18 +1458,24 @@
       </w:pPr>
       <w:r>
         <w:rPr>
+          <w:rtl/>
+          <w:cs/>
           <w:lang w:val="he_IL" w:bidi="he_IL"/>
         </w:rPr>
       </w:r>
       <w:r>
         <w:rPr>
           <w:vertAlign w:val="superscript"/>
+          <w:rtl/>
+          <w:cs/>
           <w:lang w:val="he_IL" w:bidi="he_IL"/>
         </w:rPr>
         <w:t>4</w:t>
       </w:r>
       <w:r>
         <w:rPr>
+          <w:rtl/>
+          <w:cs/>
           <w:lang w:val="he_IL" w:bidi="he_IL"/>
         </w:rPr>
         <w:t xml:space="preserve"> וְנֹ֙גַהּ֙ כָּא֣וֹר תִּֽהְיֶ֔ה קַרְנַ֥יִם מִיָּד֖וֹ ל֑וֹ וְשָׁ֖ם חֶבְי֥וֹן עֻזֹּֽה׃</w:t>
@@ -1191,18 +1487,24 @@
       </w:pPr>
       <w:r>
         <w:rPr>
+          <w:rtl/>
+          <w:cs/>
           <w:lang w:val="he_IL" w:bidi="he_IL"/>
         </w:rPr>
       </w:r>
       <w:r>
         <w:rPr>
           <w:vertAlign w:val="superscript"/>
+          <w:rtl/>
+          <w:cs/>
           <w:lang w:val="he_IL" w:bidi="he_IL"/>
         </w:rPr>
         <w:t>5</w:t>
       </w:r>
       <w:r>
         <w:rPr>
+          <w:rtl/>
+          <w:cs/>
           <w:lang w:val="he_IL" w:bidi="he_IL"/>
         </w:rPr>
         <w:t xml:space="preserve"> לְפָנָ֖יו יֵ֣לֶךְ דָּ֑בֶר וְיֵצֵ֥א רֶ֖שֶׁף לְרַגְלָֽיו׃</w:t>
@@ -1214,18 +1516,24 @@
       </w:pPr>
       <w:r>
         <w:rPr>
+          <w:rtl/>
+          <w:cs/>
           <w:lang w:val="he_IL" w:bidi="he_IL"/>
         </w:rPr>
       </w:r>
       <w:r>
         <w:rPr>
           <w:vertAlign w:val="superscript"/>
+          <w:rtl/>
+          <w:cs/>
           <w:lang w:val="he_IL" w:bidi="he_IL"/>
         </w:rPr>
         <w:t>6</w:t>
       </w:r>
       <w:r>
         <w:rPr>
+          <w:rtl/>
+          <w:cs/>
           <w:lang w:val="he_IL" w:bidi="he_IL"/>
         </w:rPr>
         <w:t xml:space="preserve"> עָמַ֣ד ׀ וַיְמֹ֣דֶד אֶ֗רֶץ רָאָה֙ וַיַּתֵּ֣ר גּוֹיִ֔ם וַיִּתְפֹּֽצְצוּ֙ הַרְרֵי־עַ֔ד שַׁח֖וּ גִּבְע֣וֹת עוֹלָ֑ם הֲלִיכ֥וֹת עוֹלָ֖ם לֽוֹ׃</w:t>
@@ -1237,18 +1545,24 @@
       </w:pPr>
       <w:r>
         <w:rPr>
+          <w:rtl/>
+          <w:cs/>
           <w:lang w:val="he_IL" w:bidi="he_IL"/>
         </w:rPr>
       </w:r>
       <w:r>
         <w:rPr>
           <w:vertAlign w:val="superscript"/>
+          <w:rtl/>
+          <w:cs/>
           <w:lang w:val="he_IL" w:bidi="he_IL"/>
         </w:rPr>
         <w:t>7</w:t>
       </w:r>
       <w:r>
         <w:rPr>
+          <w:rtl/>
+          <w:cs/>
           <w:lang w:val="he_IL" w:bidi="he_IL"/>
         </w:rPr>
         <w:t xml:space="preserve"> תַּ֣חַת אָ֔וֶן רָאִ֖יתִי אָהֳלֵ֣י כוּשָׁ֑ן יִרְגְּז֕וּן יְרִיע֖וֹת אֶ֥רֶץ מִדְיָֽן׃ ס</w:t>
@@ -1260,18 +1574,24 @@
       </w:pPr>
       <w:r>
         <w:rPr>
+          <w:rtl/>
+          <w:cs/>
           <w:lang w:val="he_IL" w:bidi="he_IL"/>
         </w:rPr>
       </w:r>
       <w:r>
         <w:rPr>
           <w:vertAlign w:val="superscript"/>
+          <w:rtl/>
+          <w:cs/>
           <w:lang w:val="he_IL" w:bidi="he_IL"/>
         </w:rPr>
         <w:t>8</w:t>
       </w:r>
       <w:r>
         <w:rPr>
+          <w:rtl/>
+          <w:cs/>
           <w:lang w:val="he_IL" w:bidi="he_IL"/>
         </w:rPr>
         <w:t xml:space="preserve"> הֲבִנְהָרִים֙ חָרָ֣ה יְהוָ֔ה אִ֤ם בַּנְּהָרִים֙ אַפֶּ֔ךָ אִם־בַּיָּ֖ם עֶבְרָתֶ֑ךָ כִּ֤י תִרְכַּב֙ עַל־סוּסֶ֔יךָ מַרְכְּבֹתֶ֖יךָ יְשׁוּעָֽה׃</w:t>
@@ -1283,18 +1603,24 @@
       </w:pPr>
       <w:r>
         <w:rPr>
+          <w:rtl/>
+          <w:cs/>
           <w:lang w:val="he_IL" w:bidi="he_IL"/>
         </w:rPr>
       </w:r>
       <w:r>
         <w:rPr>
           <w:vertAlign w:val="superscript"/>
+          <w:rtl/>
+          <w:cs/>
           <w:lang w:val="he_IL" w:bidi="he_IL"/>
         </w:rPr>
         <w:t>9</w:t>
       </w:r>
       <w:r>
         <w:rPr>
+          <w:rtl/>
+          <w:cs/>
           <w:lang w:val="he_IL" w:bidi="he_IL"/>
         </w:rPr>
         <w:t xml:space="preserve"> עֶרְיָ֤ה תֵעוֹר֙ קַשְׁתֶּ֔ךָ שְׁבֻע֥וֹת מַטּ֖וֹת אֹ֣מֶר סֶ֑לָה נְהָר֖וֹת תְּבַקַּע־אָֽרֶץ׃</w:t>
@@ -1306,18 +1632,24 @@
       </w:pPr>
       <w:r>
         <w:rPr>
+          <w:rtl/>
+          <w:cs/>
           <w:lang w:val="he_IL" w:bidi="he_IL"/>
         </w:rPr>
       </w:r>
       <w:r>
         <w:rPr>
           <w:vertAlign w:val="superscript"/>
+          <w:rtl/>
+          <w:cs/>
           <w:lang w:val="he_IL" w:bidi="he_IL"/>
         </w:rPr>
         <w:t>10</w:t>
       </w:r>
       <w:r>
         <w:rPr>
+          <w:rtl/>
+          <w:cs/>
           <w:lang w:val="he_IL" w:bidi="he_IL"/>
         </w:rPr>
         <w:t xml:space="preserve"> רָא֤וּךָ יָחִ֙ילוּ֙ הָרִ֔ים זֶ֥רֶם מַ֖יִם עָבָ֑ר נָתַ֤ן תְּהוֹם֙ קוֹל֔וֹ ר֖וֹם יָדֵ֥יהוּ נָשָֽׂא׃</w:t>
@@ -1329,18 +1661,24 @@
       </w:pPr>
       <w:r>
         <w:rPr>
+          <w:rtl/>
+          <w:cs/>
           <w:lang w:val="he_IL" w:bidi="he_IL"/>
         </w:rPr>
       </w:r>
       <w:r>
         <w:rPr>
           <w:vertAlign w:val="superscript"/>
+          <w:rtl/>
+          <w:cs/>
           <w:lang w:val="he_IL" w:bidi="he_IL"/>
         </w:rPr>
         <w:t>11</w:t>
       </w:r>
       <w:r>
         <w:rPr>
+          <w:rtl/>
+          <w:cs/>
           <w:lang w:val="he_IL" w:bidi="he_IL"/>
         </w:rPr>
         <w:t xml:space="preserve"> שֶׁ֥מֶשׁ יָרֵ֖חַ עָ֣מַד זְבֻ֑לָה לְא֤וֹר חִצֶּ֙יךָ֙ יְהַלֵּ֔כוּ לְנֹ֖גַהּ בְּרַ֥ק חֲנִיתֶֽךָ׃</w:t>
@@ -1352,18 +1690,24 @@
       </w:pPr>
       <w:r>
         <w:rPr>
+          <w:rtl/>
+          <w:cs/>
           <w:lang w:val="he_IL" w:bidi="he_IL"/>
         </w:rPr>
       </w:r>
       <w:r>
         <w:rPr>
           <w:vertAlign w:val="superscript"/>
+          <w:rtl/>
+          <w:cs/>
           <w:lang w:val="he_IL" w:bidi="he_IL"/>
         </w:rPr>
         <w:t>12</w:t>
       </w:r>
       <w:r>
         <w:rPr>
+          <w:rtl/>
+          <w:cs/>
           <w:lang w:val="he_IL" w:bidi="he_IL"/>
         </w:rPr>
         <w:t xml:space="preserve"> בְּזַ֖עַם תִּצְעַד־אָ֑רֶץ בְּאַ֖ף תָּד֥וּשׁ גּוֹיִֽם׃</w:t>
@@ -1375,18 +1719,24 @@
       </w:pPr>
       <w:r>
         <w:rPr>
+          <w:rtl/>
+          <w:cs/>
           <w:lang w:val="he_IL" w:bidi="he_IL"/>
         </w:rPr>
       </w:r>
       <w:r>
         <w:rPr>
           <w:vertAlign w:val="superscript"/>
+          <w:rtl/>
+          <w:cs/>
           <w:lang w:val="he_IL" w:bidi="he_IL"/>
         </w:rPr>
         <w:t>13</w:t>
       </w:r>
       <w:r>
         <w:rPr>
+          <w:rtl/>
+          <w:cs/>
           <w:lang w:val="he_IL" w:bidi="he_IL"/>
         </w:rPr>
         <w:t xml:space="preserve"> יָצָ֙אתָ֙ לְיֵ֣שַׁע עַמֶּ֔ךָ לְיֵ֖שַׁע אֶת־מְשִׁיחֶ֑ךָ מָחַ֤צְתָּ רֹּאשׁ֙ מִבֵּ֣ית רָשָׁ֔ע עָר֛וֹת יְס֥וֹד עַד־צַוָּ֖אר סֶֽלָה׃ פ</w:t>
@@ -1398,18 +1748,24 @@
       </w:pPr>
       <w:r>
         <w:rPr>
+          <w:rtl/>
+          <w:cs/>
           <w:lang w:val="he_IL" w:bidi="he_IL"/>
         </w:rPr>
       </w:r>
       <w:r>
         <w:rPr>
           <w:vertAlign w:val="superscript"/>
+          <w:rtl/>
+          <w:cs/>
           <w:lang w:val="he_IL" w:bidi="he_IL"/>
         </w:rPr>
         <w:t>14</w:t>
       </w:r>
       <w:r>
         <w:rPr>
+          <w:rtl/>
+          <w:cs/>
           <w:lang w:val="he_IL" w:bidi="he_IL"/>
         </w:rPr>
         <w:t xml:space="preserve"> נָקַ֤בְתָּ בְמַטָּיו֙ רֹ֣אשׁ פרזו יִסְעֲר֖וּ לַהֲפִיצֵ֑נִי עֲלִ֣יצֻתָ֔ם כְּמוֹ־לֶאֱכֹ֥ל עָנִ֖י בַּמִּסְתָּֽר׃</w:t>
@@ -1421,18 +1777,24 @@
       </w:pPr>
       <w:r>
         <w:rPr>
+          <w:rtl/>
+          <w:cs/>
           <w:lang w:val="he_IL" w:bidi="he_IL"/>
         </w:rPr>
       </w:r>
       <w:r>
         <w:rPr>
           <w:vertAlign w:val="superscript"/>
+          <w:rtl/>
+          <w:cs/>
           <w:lang w:val="he_IL" w:bidi="he_IL"/>
         </w:rPr>
         <w:t>15</w:t>
       </w:r>
       <w:r>
         <w:rPr>
+          <w:rtl/>
+          <w:cs/>
           <w:lang w:val="he_IL" w:bidi="he_IL"/>
         </w:rPr>
         <w:t xml:space="preserve"> דָּרַ֥כְתָּ בַיָּ֖ם סוּסֶ֑יךָ חֹ֖מֶר מַ֥יִם רַבִּֽים׃</w:t>
@@ -1444,18 +1806,24 @@
       </w:pPr>
       <w:r>
         <w:rPr>
+          <w:rtl/>
+          <w:cs/>
           <w:lang w:val="he_IL" w:bidi="he_IL"/>
         </w:rPr>
       </w:r>
       <w:r>
         <w:rPr>
           <w:vertAlign w:val="superscript"/>
+          <w:rtl/>
+          <w:cs/>
           <w:lang w:val="he_IL" w:bidi="he_IL"/>
         </w:rPr>
         <w:t>16</w:t>
       </w:r>
       <w:r>
         <w:rPr>
+          <w:rtl/>
+          <w:cs/>
           <w:lang w:val="he_IL" w:bidi="he_IL"/>
         </w:rPr>
         <w:t xml:space="preserve"> שָׁמַ֣עְתִּי ׀ וַתִּרְגַּ֣ז בִּטְנִ֗י לְקוֹל֙ צָלֲל֣וּ שְׂפָתַ֔י יָב֥וֹא רָקָ֛ב בַּעֲצָמַ֖י וְתַחְתַּ֣י אֶרְגָּ֑ז אֲשֶׁ֤ר אָנ֙וּחַ֙ לְי֣וֹם צָרָ֔ה לַעֲל֖וֹת לְעַ֥ם יְגוּדֶֽנּוּ׃</w:t>
@@ -1467,18 +1835,24 @@
       </w:pPr>
       <w:r>
         <w:rPr>
+          <w:rtl/>
+          <w:cs/>
           <w:lang w:val="he_IL" w:bidi="he_IL"/>
         </w:rPr>
       </w:r>
       <w:r>
         <w:rPr>
           <w:vertAlign w:val="superscript"/>
+          <w:rtl/>
+          <w:cs/>
           <w:lang w:val="he_IL" w:bidi="he_IL"/>
         </w:rPr>
         <w:t>17</w:t>
       </w:r>
       <w:r>
         <w:rPr>
+          <w:rtl/>
+          <w:cs/>
           <w:lang w:val="he_IL" w:bidi="he_IL"/>
         </w:rPr>
         <w:t xml:space="preserve"> כִּֽי־תְאֵנָ֣ה לֹֽא־תִפְרָ֗ח וְאֵ֤ין יְבוּל֙ בַּגְּפָנִ֔ים כִּחֵשׁ֙ מַעֲשֵׂה־זַ֔יִת וּשְׁדֵמ֖וֹת לֹא־עָ֣שָׂה אֹ֑כֶל גָּזַ֤ר מִמִּכְלָה֙ צֹ֔אן וְאֵ֥ין בָּקָ֖ר בָּרְפָתִֽים׃</w:t>
@@ -1490,18 +1864,24 @@
       </w:pPr>
       <w:r>
         <w:rPr>
+          <w:rtl/>
+          <w:cs/>
           <w:lang w:val="he_IL" w:bidi="he_IL"/>
         </w:rPr>
       </w:r>
       <w:r>
         <w:rPr>
           <w:vertAlign w:val="superscript"/>
+          <w:rtl/>
+          <w:cs/>
           <w:lang w:val="he_IL" w:bidi="he_IL"/>
         </w:rPr>
         <w:t>18</w:t>
       </w:r>
       <w:r>
         <w:rPr>
+          <w:rtl/>
+          <w:cs/>
           <w:lang w:val="he_IL" w:bidi="he_IL"/>
         </w:rPr>
         <w:t xml:space="preserve"> וַאֲנִ֖י בַּיהוָ֣ה אֶעְל֑וֹזָה אָגִ֖ילָה בֵּאלֹהֵ֥י יִשְׁעִֽי׃</w:t>
@@ -1513,18 +1893,24 @@
       </w:pPr>
       <w:r>
         <w:rPr>
+          <w:rtl/>
+          <w:cs/>
           <w:lang w:val="he_IL" w:bidi="he_IL"/>
         </w:rPr>
       </w:r>
       <w:r>
         <w:rPr>
           <w:vertAlign w:val="superscript"/>
+          <w:rtl/>
+          <w:cs/>
           <w:lang w:val="he_IL" w:bidi="he_IL"/>
         </w:rPr>
         <w:t>19</w:t>
       </w:r>
       <w:r>
         <w:rPr>
+          <w:rtl/>
+          <w:cs/>
           <w:lang w:val="he_IL" w:bidi="he_IL"/>
         </w:rPr>
         <w:t xml:space="preserve"> יְהוִ֤הּ אֲדֹנָי֙ חֵילִ֔י וַיָּ֤שֶׂם רַגְלַי֙ כָּֽאַיָּל֔וֹת וְעַ֥ל בָּמוֹתַ֖י יַדְרִכֵ֑נִי לַמְנַצֵּ֖חַ בִּנְגִינוֹתָֽי׃</w:t>
